--- a/data/revised_2026-10_full/tracked/v2/Chemistry/SS1.2_The_Atom/Chemistry_The_Atom_FinalExplanation_TeacherKey_TRACKED.docx
+++ b/data/revised_2026-10_full/tracked/v2/Chemistry/SS1.2_The_Atom/Chemistry_The_Atom_FinalExplanation_TeacherKey_TRACKED.docx
@@ -362,7 +362,7 @@
               </w:rPr>
               <w:t xml:space="preserve">At the Rift Valley hearth, spilled salt (sodium chloride) made the fire glow a brilliant yellow-orange, and banana-peel ash (rich in potassium) gave a soft violet flash. In </w:t>
             </w:r>
-            <w:del w:id="9001" w:author="Claude (AI) - proposed" w:date="2026-10-15T03:00:53Z">
+            <w:del w:id="9001" w:author="Claude (AI) - proposed" w:date="2026-10-18T00:26:34Z">
               <w:r>
                 <w:rPr>
                   <w:rFonts w:ascii="Arial" w:cs="Arial" w:eastAsia="Arial" w:hAnsi="Arial"/>
@@ -377,7 +377,7 @@
                 <w:delText xml:space="preserve">the Kisumu laboratory we saw that</w:delText>
               </w:r>
             </w:del>
-            <w:ins w:id="9002" w:author="Claude (AI) - proposed" w:date="2026-10-15T03:00:53Z">
+            <w:ins w:id="9002" w:author="Claude (AI) - proposed" w:date="2026-10-18T00:26:34Z">
               <w:r>
                 <w:rPr>
                   <w:rFonts w:ascii="Arial" w:cs="Arial" w:eastAsia="Arial" w:hAnsi="Arial"/>
@@ -405,7 +405,7 @@
               </w:rPr>
               <w:t xml:space="preserve"> sodium chloride gave a yellow-orange flame, potassium </w:t>
             </w:r>
-            <w:del w:id="9003" w:author="Claude (AI) - proposed" w:date="2026-10-15T03:00:53Z">
+            <w:del w:id="9003" w:author="Claude (AI) - proposed" w:date="2026-10-18T00:26:34Z">
               <w:r>
                 <w:rPr>
                   <w:rFonts w:ascii="Arial" w:cs="Arial" w:eastAsia="Arial" w:hAnsi="Arial"/>
@@ -420,7 +420,7 @@
                 <w:delText xml:space="preserve">permanganate gave </w:delText>
               </w:r>
             </w:del>
-            <w:ins w:id="9004" w:author="Claude (AI) - proposed" w:date="2026-10-15T03:00:53Z">
+            <w:ins w:id="9004" w:author="Claude (AI) - proposed" w:date="2026-10-18T00:26:34Z">
               <w:r>
                 <w:rPr>
                   <w:rFonts w:ascii="Arial" w:cs="Arial" w:eastAsia="Arial" w:hAnsi="Arial"/>
@@ -578,7 +578,7 @@
               </w:rPr>
               <w:t xml:space="preserve">Sodium has atomic number 11, so it has 11 electrons arranged 2, 8, 1. In Bohr's model electrons can only occupy fixed energy levels (shells), with a maximum of 2 electrons in shell 1</w:t>
             </w:r>
-            <w:ins w:id="9005" w:author="Claude (AI) - proposed" w:date="2026-10-15T03:00:53Z">
+            <w:ins w:id="9005" w:author="Claude (AI) - proposed" w:date="2026-10-18T00:26:34Z">
               <w:r>
                 <w:rPr>
                   <w:rFonts w:ascii="Arial" w:cs="Arial" w:eastAsia="Arial" w:hAnsi="Arial"/>
@@ -606,7 +606,7 @@
               </w:rPr>
               <w:t xml:space="preserve"> and 8 in shell </w:t>
             </w:r>
-            <w:del w:id="9006" w:author="Claude (AI) - proposed" w:date="2026-10-15T03:00:53Z">
+            <w:del w:id="9006" w:author="Claude (AI) - proposed" w:date="2026-10-18T00:26:34Z">
               <w:r>
                 <w:rPr>
                   <w:rFonts w:ascii="Arial" w:cs="Arial" w:eastAsia="Arial" w:hAnsi="Arial"/>
@@ -621,7 +621,7 @@
                 <w:delText xml:space="preserve">2</w:delText>
               </w:r>
             </w:del>
-            <w:ins w:id="9007" w:author="Claude (AI) - proposed" w:date="2026-10-15T03:00:53Z">
+            <w:ins w:id="9007" w:author="Claude (AI) - proposed" w:date="2026-10-18T00:26:34Z">
               <w:r>
                 <w:rPr>
                   <w:rFonts w:ascii="Arial" w:cs="Arial" w:eastAsia="Arial" w:hAnsi="Arial"/>
@@ -649,7 +649,7 @@
               </w:rPr>
               <w:t xml:space="preserve">, and they cannot exist between shells. Step 1: the flame supplies heat energy. Step 2: the outermost electron in shell 3 absorbs this energy and jumps to a higher energy level. This is the excited state. Step 3: the excited state is unstable, so the electron falls back down to a lower energy level. Step 4: the energy released in the fall is given out as a photon of light. The colour of the light depends on the exact amount of energy released, which depends on the gap between the two energy levels involved in the fall. For sodium, the fall that gives the strong yellow-orange line is from the excited level </w:t>
             </w:r>
-            <w:ins w:id="9008" w:author="Claude (AI) - proposed" w:date="2026-10-15T03:00:53Z">
+            <w:ins w:id="9008" w:author="Claude (AI) - proposed" w:date="2026-10-18T00:26:34Z">
               <w:r>
                 <w:rPr>
                   <w:rFonts w:ascii="Arial" w:cs="Arial" w:eastAsia="Arial" w:hAnsi="Arial"/>
@@ -677,7 +677,7 @@
               </w:rPr>
               <w:t xml:space="preserve">back to the level </w:t>
             </w:r>
-            <w:del w:id="9009" w:author="Claude (AI) - proposed" w:date="2026-10-15T03:00:53Z">
+            <w:del w:id="9009" w:author="Claude (AI) - proposed" w:date="2026-10-18T00:26:34Z">
               <w:r>
                 <w:rPr>
                   <w:rFonts w:ascii="Arial" w:cs="Arial" w:eastAsia="Arial" w:hAnsi="Arial"/>
@@ -705,7 +705,7 @@
               </w:rPr>
               <w:t xml:space="preserve">the outermost electron</w:t>
             </w:r>
-            <w:ins w:id="9010" w:author="Claude (AI) - proposed" w:date="2026-10-15T03:00:53Z">
+            <w:ins w:id="9010" w:author="Claude (AI) - proposed" w:date="2026-10-18T00:26:34Z">
               <w:r>
                 <w:rPr>
                   <w:rFonts w:ascii="Arial" w:cs="Arial" w:eastAsia="Arial" w:hAnsi="Arial"/>
@@ -733,7 +733,7 @@
               </w:rPr>
               <w:t xml:space="preserve">, and its energy gap corresponds to light of about 589 nm. Potassium </w:t>
             </w:r>
-            <w:del w:id="9011" w:author="Claude (AI) - proposed" w:date="2026-10-15T03:00:53Z">
+            <w:del w:id="9011" w:author="Claude (AI) - proposed" w:date="2026-10-18T00:26:34Z">
               <w:r>
                 <w:rPr>
                   <w:rFonts w:ascii="Arial" w:cs="Arial" w:eastAsia="Arial" w:hAnsi="Arial"/>
@@ -748,7 +748,7 @@
                 <w:delText xml:space="preserve">atoms have a different electron arrangement</w:delText>
               </w:r>
             </w:del>
-            <w:ins w:id="9012" w:author="Claude (AI) - proposed" w:date="2026-10-15T03:00:53Z">
+            <w:ins w:id="9012" w:author="Claude (AI) - proposed" w:date="2026-10-18T00:26:34Z">
               <w:r>
                 <w:rPr>
                   <w:rFonts w:ascii="Arial" w:cs="Arial" w:eastAsia="Arial" w:hAnsi="Arial"/>
@@ -906,7 +906,7 @@
               </w:rPr>
               <w:t xml:space="preserve">(a) Bohr shells could not explain the energy differences within a shell. The orbital model says that within each principal energy level, electrons occupy sub-regions called orbitals. An s orbital is spherical and holds a maximum of 2 electrons. There are three p orbitals (px, py, pz), each holding 2 electrons, so 6 electrons in total in the p sub-level. (b) The Aufbau principle: electrons fill the lowest-energy orbital first (1s, 2s, 2p, 3s, 3p, </w:t>
             </w:r>
-            <w:del w:id="9013" w:author="Claude (AI) - proposed" w:date="2026-10-15T03:00:53Z">
+            <w:del w:id="9013" w:author="Claude (AI) - proposed" w:date="2026-10-18T00:26:34Z">
               <w:r>
                 <w:rPr>
                   <w:rFonts w:ascii="Arial" w:cs="Arial" w:eastAsia="Arial" w:hAnsi="Arial"/>
@@ -921,7 +921,7 @@
                 <w:delText xml:space="preserve">and so on</w:delText>
               </w:r>
             </w:del>
-            <w:ins w:id="9014" w:author="Claude (AI) - proposed" w:date="2026-10-15T03:00:53Z">
+            <w:ins w:id="9014" w:author="Claude (AI) - proposed" w:date="2026-10-18T00:26:34Z">
               <w:r>
                 <w:rPr>
                   <w:rFonts w:ascii="Arial" w:cs="Arial" w:eastAsia="Arial" w:hAnsi="Arial"/>
@@ -1209,7 +1209,7 @@
               </w:rPr>
               <w:t xml:space="preserve">Different substances produce different flame colours because their atoms have different electron arrangements. Atomic theory developed through evidence: Dalton's solid sphere was revised after the gold foil experiment showed a tiny, dense, positive nucleus with electrons in the empty space around it. Bohr then proposed fixed energy levels, and the modern model describes s and p orbitals within them. In the Rift Valley fire, heat is absorbed by the outermost electron of the atom. For sodium this electron is the lone 3s¹ electron (1s² 2s² 2p⁶ 3s¹). The electron jumps to a higher energy level, the excited state. This is unstable, so it falls back to a lower level and releases the energy difference as a photon of light. Sodium's gap corresponds to yellow-orange light of about 589 nm. Potassium, from the banana-peel ash, has its lone outermost electron in the 4s orbital (4s¹), at a different energy level. Its energy gaps are different, so it releases photons of different energy, which we see as violet. In </w:t>
             </w:r>
-            <w:del w:id="9015" w:author="Claude (AI) - proposed" w:date="2026-10-15T03:00:53Z">
+            <w:del w:id="9015" w:author="Claude (AI) - proposed" w:date="2026-10-18T00:26:34Z">
               <w:r>
                 <w:rPr>
                   <w:rFonts w:ascii="Arial" w:cs="Arial" w:eastAsia="Arial" w:hAnsi="Arial"/>
@@ -1224,7 +1224,7 @@
                 <w:delText xml:space="preserve">class, potassium permanganate also gave violet</w:delText>
               </w:r>
             </w:del>
-            <w:ins w:id="9016" w:author="Claude (AI) - proposed" w:date="2026-10-15T03:00:53Z">
+            <w:ins w:id="9016" w:author="Claude (AI) - proposed" w:date="2026-10-18T00:26:34Z">
               <w:r>
                 <w:rPr>
                   <w:rFonts w:ascii="Arial" w:cs="Arial" w:eastAsia="Arial" w:hAnsi="Arial"/>
@@ -1252,7 +1252,7 @@
               </w:rPr>
               <w:t xml:space="preserve">, which fits with potassium being the source of that colour</w:t>
             </w:r>
-            <w:del w:id="9017" w:author="Claude (AI) - proposed" w:date="2026-10-15T03:00:53Z">
+            <w:del w:id="9017" w:author="Claude (AI) - proposed" w:date="2026-10-18T00:26:34Z">
               <w:r>
                 <w:rPr>
                   <w:rFonts w:ascii="Arial" w:cs="Arial" w:eastAsia="Arial" w:hAnsi="Arial"/>
@@ -1267,7 +1267,7 @@
                 <w:delText xml:space="preserve">. In the Kisumu laboratory, copper</w:delText>
               </w:r>
             </w:del>
-            <w:ins w:id="9018" w:author="Claude (AI) - proposed" w:date="2026-10-15T03:00:53Z">
+            <w:ins w:id="9018" w:author="Claude (AI) - proposed" w:date="2026-10-18T00:26:34Z">
               <w:r>
                 <w:rPr>
                   <w:rFonts w:ascii="Arial" w:cs="Arial" w:eastAsia="Arial" w:hAnsi="Arial"/>
@@ -1548,7 +1548,7 @@
               <w:spacing w:after="40" w:before="0"/>
               <w:jc w:val="left"/>
             </w:pPr>
-            <w:del w:id="9019" w:author="Claude (AI) - proposed" w:date="2026-10-15T03:00:53Z">
+            <w:del w:id="9019" w:author="Claude (AI) - proposed" w:date="2026-10-18T00:26:34Z">
               <w:r>
                 <w:rPr>
                   <w:rFonts w:ascii="Arial" w:cs="Arial" w:eastAsia="Arial" w:hAnsi="Arial"/>
@@ -1563,7 +1563,7 @@
                 <w:delText xml:space="preserve">Uses</w:delText>
               </w:r>
             </w:del>
-            <w:ins w:id="9020" w:author="Claude (AI) - proposed" w:date="2026-10-15T03:00:53Z">
+            <w:ins w:id="9020" w:author="Claude (AI) - proposed" w:date="2026-10-18T00:26:34Z">
               <w:r>
                 <w:rPr>
                   <w:rFonts w:ascii="Arial" w:cs="Arial" w:eastAsia="Arial" w:hAnsi="Arial"/>
@@ -1611,7 +1611,7 @@
               <w:spacing w:after="40" w:before="0"/>
               <w:jc w:val="left"/>
             </w:pPr>
-            <w:del w:id="9021" w:author="Claude (AI) - proposed" w:date="2026-10-15T03:00:53Z">
+            <w:del w:id="9021" w:author="Claude (AI) - proposed" w:date="2026-10-18T00:26:34Z">
               <w:r>
                 <w:rPr>
                   <w:rFonts w:ascii="Arial" w:cs="Arial" w:eastAsia="Arial" w:hAnsi="Arial"/>
@@ -1626,7 +1626,7 @@
                 <w:delText xml:space="preserve">Uses</w:delText>
               </w:r>
             </w:del>
-            <w:ins w:id="9022" w:author="Claude (AI) - proposed" w:date="2026-10-15T03:00:53Z">
+            <w:ins w:id="9022" w:author="Claude (AI) - proposed" w:date="2026-10-18T00:26:34Z">
               <w:r>
                 <w:rPr>
                   <w:rFonts w:ascii="Arial" w:cs="Arial" w:eastAsia="Arial" w:hAnsi="Arial"/>
@@ -1674,7 +1674,7 @@
               <w:spacing w:after="40" w:before="0"/>
               <w:jc w:val="left"/>
             </w:pPr>
-            <w:del w:id="9023" w:author="Claude (AI) - proposed" w:date="2026-10-15T03:00:53Z">
+            <w:del w:id="9023" w:author="Claude (AI) - proposed" w:date="2026-10-18T00:26:34Z">
               <w:r>
                 <w:rPr>
                   <w:rFonts w:ascii="Arial" w:cs="Arial" w:eastAsia="Arial" w:hAnsi="Arial"/>
@@ -1689,7 +1689,7 @@
                 <w:delText xml:space="preserve">Gives little or no</w:delText>
               </w:r>
             </w:del>
-            <w:ins w:id="9024" w:author="Claude (AI) - proposed" w:date="2026-10-15T03:00:53Z">
+            <w:ins w:id="9024" w:author="Claude (AI) - proposed" w:date="2026-10-18T00:26:34Z">
               <w:r>
                 <w:rPr>
                   <w:rFonts w:ascii="Arial" w:cs="Arial" w:eastAsia="Arial" w:hAnsi="Arial"/>
@@ -1772,7 +1772,7 @@
               <w:spacing w:after="40" w:before="0"/>
               <w:jc w:val="left"/>
             </w:pPr>
-            <w:del w:id="9025" w:author="Claude (AI) - proposed" w:date="2026-10-15T03:00:53Z">
+            <w:del w:id="9025" w:author="Claude (AI) - proposed" w:date="2026-10-18T00:26:34Z">
               <w:r>
                 <w:rPr>
                   <w:rFonts w:ascii="Arial" w:cs="Arial" w:eastAsia="Arial" w:hAnsi="Arial"/>
@@ -1787,7 +1787,7 @@
                 <w:delText xml:space="preserve">Correctly</w:delText>
               </w:r>
             </w:del>
-            <w:ins w:id="9026" w:author="Claude (AI) - proposed" w:date="2026-10-15T03:00:53Z">
+            <w:ins w:id="9026" w:author="Claude (AI) - proposed" w:date="2026-10-18T00:26:34Z">
               <w:r>
                 <w:rPr>
                   <w:rFonts w:ascii="Arial" w:cs="Arial" w:eastAsia="Arial" w:hAnsi="Arial"/>
@@ -1835,7 +1835,7 @@
               <w:spacing w:after="40" w:before="0"/>
               <w:jc w:val="left"/>
             </w:pPr>
-            <w:del w:id="9027" w:author="Claude (AI) - proposed" w:date="2026-10-15T03:00:53Z">
+            <w:del w:id="9027" w:author="Claude (AI) - proposed" w:date="2026-10-18T00:26:34Z">
               <w:r>
                 <w:rPr>
                   <w:rFonts w:ascii="Arial" w:cs="Arial" w:eastAsia="Arial" w:hAnsi="Arial"/>
@@ -1850,7 +1850,7 @@
                 <w:delText xml:space="preserve">Describes</w:delText>
               </w:r>
             </w:del>
-            <w:ins w:id="9028" w:author="Claude (AI) - proposed" w:date="2026-10-15T03:00:53Z">
+            <w:ins w:id="9028" w:author="Claude (AI) - proposed" w:date="2026-10-18T00:26:34Z">
               <w:r>
                 <w:rPr>
                   <w:rFonts w:ascii="Arial" w:cs="Arial" w:eastAsia="Arial" w:hAnsi="Arial"/>
@@ -1898,7 +1898,7 @@
               <w:spacing w:after="40" w:before="0"/>
               <w:jc w:val="left"/>
             </w:pPr>
-            <w:del w:id="9029" w:author="Claude (AI) - proposed" w:date="2026-10-15T03:00:53Z">
+            <w:del w:id="9029" w:author="Claude (AI) - proposed" w:date="2026-10-18T00:26:34Z">
               <w:r>
                 <w:rPr>
                   <w:rFonts w:ascii="Arial" w:cs="Arial" w:eastAsia="Arial" w:hAnsi="Arial"/>
@@ -1913,7 +1913,7 @@
                 <w:delText xml:space="preserve">Describes</w:delText>
               </w:r>
             </w:del>
-            <w:ins w:id="9030" w:author="Claude (AI) - proposed" w:date="2026-10-15T03:00:53Z">
+            <w:ins w:id="9030" w:author="Claude (AI) - proposed" w:date="2026-10-18T00:26:34Z">
               <w:r>
                 <w:rPr>
                   <w:rFonts w:ascii="Arial" w:cs="Arial" w:eastAsia="Arial" w:hAnsi="Arial"/>
@@ -1996,7 +1996,7 @@
               <w:spacing w:after="40" w:before="0"/>
               <w:jc w:val="left"/>
             </w:pPr>
-            <w:del w:id="9031" w:author="Claude (AI) - proposed" w:date="2026-10-15T03:00:53Z">
+            <w:del w:id="9031" w:author="Claude (AI) - proposed" w:date="2026-10-18T00:26:34Z">
               <w:r>
                 <w:rPr>
                   <w:rFonts w:ascii="Arial" w:cs="Arial" w:eastAsia="Arial" w:hAnsi="Arial"/>
@@ -2011,7 +2011,7 @@
                 <w:delText xml:space="preserve">Writes</w:delText>
               </w:r>
             </w:del>
-            <w:ins w:id="9032" w:author="Claude (AI) - proposed" w:date="2026-10-15T03:00:53Z">
+            <w:ins w:id="9032" w:author="Claude (AI) - proposed" w:date="2026-10-18T00:26:34Z">
               <w:r>
                 <w:rPr>
                   <w:rFonts w:ascii="Arial" w:cs="Arial" w:eastAsia="Arial" w:hAnsi="Arial"/>
@@ -2039,7 +2039,7 @@
               </w:rPr>
               <w:t xml:space="preserve"> correct configurations for sodium and potassium, applies</w:t>
             </w:r>
-            <w:ins w:id="9033" w:author="Claude (AI) - proposed" w:date="2026-10-15T03:00:53Z">
+            <w:ins w:id="9033" w:author="Claude (AI) - proposed" w:date="2026-10-18T00:26:34Z">
               <w:r>
                 <w:rPr>
                   <w:rFonts w:ascii="Arial" w:cs="Arial" w:eastAsia="Arial" w:hAnsi="Arial"/>
@@ -2087,7 +2087,7 @@
               <w:spacing w:after="40" w:before="0"/>
               <w:jc w:val="left"/>
             </w:pPr>
-            <w:del w:id="9034" w:author="Claude (AI) - proposed" w:date="2026-10-15T03:00:53Z">
+            <w:del w:id="9034" w:author="Claude (AI) - proposed" w:date="2026-10-18T00:26:34Z">
               <w:r>
                 <w:rPr>
                   <w:rFonts w:ascii="Arial" w:cs="Arial" w:eastAsia="Arial" w:hAnsi="Arial"/>
@@ -2102,7 +2102,7 @@
                 <w:delText xml:space="preserve">Writes</w:delText>
               </w:r>
             </w:del>
-            <w:ins w:id="9035" w:author="Claude (AI) - proposed" w:date="2026-10-15T03:00:53Z">
+            <w:ins w:id="9035" w:author="Claude (AI) - proposed" w:date="2026-10-18T00:26:34Z">
               <w:r>
                 <w:rPr>
                   <w:rFonts w:ascii="Arial" w:cs="Arial" w:eastAsia="Arial" w:hAnsi="Arial"/>
@@ -2150,7 +2150,7 @@
               <w:spacing w:after="40" w:before="0"/>
               <w:jc w:val="left"/>
             </w:pPr>
-            <w:del w:id="9036" w:author="Claude (AI) - proposed" w:date="2026-10-15T03:00:53Z">
+            <w:del w:id="9036" w:author="Claude (AI) - proposed" w:date="2026-10-18T00:26:34Z">
               <w:r>
                 <w:rPr>
                   <w:rFonts w:ascii="Arial" w:cs="Arial" w:eastAsia="Arial" w:hAnsi="Arial"/>
@@ -2165,7 +2165,7 @@
                 <w:delText xml:space="preserve">Configurations are incorrect or missing</w:delText>
               </w:r>
             </w:del>
-            <w:ins w:id="9037" w:author="Claude (AI) - proposed" w:date="2026-10-15T03:00:53Z">
+            <w:ins w:id="9037" w:author="Claude (AI) - proposed" w:date="2026-10-18T00:26:34Z">
               <w:r>
                 <w:rPr>
                   <w:rFonts w:ascii="Arial" w:cs="Arial" w:eastAsia="Arial" w:hAnsi="Arial"/>
@@ -2248,7 +2248,7 @@
               <w:spacing w:after="40" w:before="0"/>
               <w:jc w:val="left"/>
             </w:pPr>
-            <w:del w:id="9038" w:author="Claude (AI) - proposed" w:date="2026-10-15T03:00:53Z">
+            <w:del w:id="9038" w:author="Claude (AI) - proposed" w:date="2026-10-18T00:26:34Z">
               <w:r>
                 <w:rPr>
                   <w:rFonts w:ascii="Arial" w:cs="Arial" w:eastAsia="Arial" w:hAnsi="Arial"/>
@@ -2263,7 +2263,7 @@
                 <w:delText xml:space="preserve">Calculates</w:delText>
               </w:r>
             </w:del>
-            <w:ins w:id="9039" w:author="Claude (AI) - proposed" w:date="2026-10-15T03:00:53Z">
+            <w:ins w:id="9039" w:author="Claude (AI) - proposed" w:date="2026-10-18T00:26:34Z">
               <w:r>
                 <w:rPr>
                   <w:rFonts w:ascii="Arial" w:cs="Arial" w:eastAsia="Arial" w:hAnsi="Arial"/>
@@ -2311,7 +2311,7 @@
               <w:spacing w:after="40" w:before="0"/>
               <w:jc w:val="left"/>
             </w:pPr>
-            <w:del w:id="9040" w:author="Claude (AI) - proposed" w:date="2026-10-15T03:00:53Z">
+            <w:del w:id="9040" w:author="Claude (AI) - proposed" w:date="2026-10-18T00:26:34Z">
               <w:r>
                 <w:rPr>
                   <w:rFonts w:ascii="Arial" w:cs="Arial" w:eastAsia="Arial" w:hAnsi="Arial"/>
@@ -2326,7 +2326,7 @@
                 <w:delText xml:space="preserve">Calculates</w:delText>
               </w:r>
             </w:del>
-            <w:ins w:id="9041" w:author="Claude (AI) - proposed" w:date="2026-10-15T03:00:53Z">
+            <w:ins w:id="9041" w:author="Claude (AI) - proposed" w:date="2026-10-18T00:26:34Z">
               <w:r>
                 <w:rPr>
                   <w:rFonts w:ascii="Arial" w:cs="Arial" w:eastAsia="Arial" w:hAnsi="Arial"/>
@@ -2374,7 +2374,7 @@
               <w:spacing w:after="40" w:before="0"/>
               <w:jc w:val="left"/>
             </w:pPr>
-            <w:del w:id="9042" w:author="Claude (AI) - proposed" w:date="2026-10-15T03:00:53Z">
+            <w:del w:id="9042" w:author="Claude (AI) - proposed" w:date="2026-10-18T00:26:34Z">
               <w:r>
                 <w:rPr>
                   <w:rFonts w:ascii="Arial" w:cs="Arial" w:eastAsia="Arial" w:hAnsi="Arial"/>
@@ -2389,7 +2389,7 @@
                 <w:delText xml:space="preserve">Calculation</w:delText>
               </w:r>
             </w:del>
-            <w:ins w:id="9043" w:author="Claude (AI) - proposed" w:date="2026-10-15T03:00:53Z">
+            <w:ins w:id="9043" w:author="Claude (AI) - proposed" w:date="2026-10-18T00:26:34Z">
               <w:r>
                 <w:rPr>
                   <w:rFonts w:ascii="Arial" w:cs="Arial" w:eastAsia="Arial" w:hAnsi="Arial"/>
@@ -2472,7 +2472,7 @@
               <w:spacing w:after="40" w:before="0"/>
               <w:jc w:val="left"/>
             </w:pPr>
-            <w:del w:id="9044" w:author="Claude (AI) - proposed" w:date="2026-10-15T03:00:53Z">
+            <w:del w:id="9044" w:author="Claude (AI) - proposed" w:date="2026-10-18T00:26:34Z">
               <w:r>
                 <w:rPr>
                   <w:rFonts w:ascii="Arial" w:cs="Arial" w:eastAsia="Arial" w:hAnsi="Arial"/>
@@ -2487,7 +2487,7 @@
                 <w:delText xml:space="preserve">Uses</w:delText>
               </w:r>
             </w:del>
-            <w:ins w:id="9045" w:author="Claude (AI) - proposed" w:date="2026-10-15T03:00:53Z">
+            <w:ins w:id="9045" w:author="Claude (AI) - proposed" w:date="2026-10-18T00:26:34Z">
               <w:r>
                 <w:rPr>
                   <w:rFonts w:ascii="Arial" w:cs="Arial" w:eastAsia="Arial" w:hAnsi="Arial"/>
@@ -2535,7 +2535,7 @@
               <w:spacing w:after="40" w:before="0"/>
               <w:jc w:val="left"/>
             </w:pPr>
-            <w:del w:id="9046" w:author="Claude (AI) - proposed" w:date="2026-10-15T03:00:53Z">
+            <w:del w:id="9046" w:author="Claude (AI) - proposed" w:date="2026-10-18T00:26:34Z">
               <w:r>
                 <w:rPr>
                   <w:rFonts w:ascii="Arial" w:cs="Arial" w:eastAsia="Arial" w:hAnsi="Arial"/>
@@ -2550,7 +2550,7 @@
                 <w:delText xml:space="preserve">Uses</w:delText>
               </w:r>
             </w:del>
-            <w:ins w:id="9047" w:author="Claude (AI) - proposed" w:date="2026-10-15T03:00:53Z">
+            <w:ins w:id="9047" w:author="Claude (AI) - proposed" w:date="2026-10-18T00:26:34Z">
               <w:r>
                 <w:rPr>
                   <w:rFonts w:ascii="Arial" w:cs="Arial" w:eastAsia="Arial" w:hAnsi="Arial"/>
@@ -2598,7 +2598,7 @@
               <w:spacing w:after="40" w:before="0"/>
               <w:jc w:val="left"/>
             </w:pPr>
-            <w:del w:id="9048" w:author="Claude (AI) - proposed" w:date="2026-10-15T03:00:53Z">
+            <w:del w:id="9048" w:author="Claude (AI) - proposed" w:date="2026-10-18T00:26:34Z">
               <w:r>
                 <w:rPr>
                   <w:rFonts w:ascii="Arial" w:cs="Arial" w:eastAsia="Arial" w:hAnsi="Arial"/>
@@ -2613,7 +2613,7 @@
                 <w:delText xml:space="preserve">Uses</w:delText>
               </w:r>
             </w:del>
-            <w:ins w:id="9049" w:author="Claude (AI) - proposed" w:date="2026-10-15T03:00:53Z">
+            <w:ins w:id="9049" w:author="Claude (AI) - proposed" w:date="2026-10-18T00:26:34Z">
               <w:r>
                 <w:rPr>
                   <w:rFonts w:ascii="Arial" w:cs="Arial" w:eastAsia="Arial" w:hAnsi="Arial"/>
@@ -2763,7 +2763,7 @@
         </w:rPr>
         <w:t xml:space="preserve">© 2026 SeaVuria and ARES. This work is licensed under a </w:t>
       </w:r>
-      <w:hyperlink w:history="1" r:id="rIdglccfrcu2jftxzmqhjias">
+      <w:hyperlink w:history="1" r:id="rIdz79izcxeykfiw2to_wasf">
         <w:r>
           <w:rPr>
             <w:rFonts w:ascii="Arial" w:cs="Arial" w:eastAsia="Arial" w:hAnsi="Arial"/>
@@ -2783,7 +2783,7 @@
         </w:rPr>
         <w:t xml:space="preserve"> (</w:t>
       </w:r>
-      <w:hyperlink w:history="1" r:id="rIdjqrxjzoslcajdkmm86ptl">
+      <w:hyperlink w:history="1" r:id="rIdzweqc-uez1hwq7tevhejd">
         <w:r>
           <w:rPr>
             <w:rFonts w:ascii="Arial" w:cs="Arial" w:eastAsia="Arial" w:hAnsi="Arial"/>
@@ -2803,7 +2803,7 @@
         </w:rPr>
         <w:t xml:space="preserve">). To view a copy of this license, visit </w:t>
       </w:r>
-      <w:hyperlink w:history="1" r:id="rIdpkbs2yjvv_s2jh6eoxrv0">
+      <w:hyperlink w:history="1" r:id="rIdpy8jshbl3k5manjhbyvzk">
         <w:r>
           <w:rPr>
             <w:rFonts w:ascii="Arial" w:cs="Arial" w:eastAsia="Arial" w:hAnsi="Arial"/>
